--- a/docs/word/uat_plan.docx
+++ b/docs/word/uat_plan.docx
@@ -431,7 +431,7 @@
         <w:rPr>
           <w:b w:val="0"/>
         </w:rPr>
-        <w:t>Offline local mode, sync queue, cloud push, and cloud-to-local master data pull.</w:t>
+        <w:t>Offline local mode, sync queue, local-to-cloud operational/master-data push, and cloud-to-local subscription-result pull.</w:t>
       </w:r>
     </w:p>
     <w:p>
@@ -472,7 +472,7 @@
         <w:rPr>
           <w:b w:val="0"/>
         </w:rPr>
-        <w:t>Production Railway deployment while Railway subscription is expired.</w:t>
+        <w:t>Production Railway availability and environment ownership outside the controlled test window.</w:t>
       </w:r>
     </w:p>
     <w:p>
@@ -1422,7 +1422,7 @@
               <w:rPr>
                 <w:b w:val="0"/>
               </w:rPr>
-              <w:t>Deferred until Railway subscription is renewed.</w:t>
+              <w:t>Available for verified release deployment.</w:t>
             </w:r>
           </w:p>
         </w:tc>
@@ -5032,7 +5032,7 @@
               <w:rPr>
                 <w:b w:val="0"/>
               </w:rPr>
-              <w:t>Create category online</w:t>
+              <w:t>Create category locally</w:t>
             </w:r>
           </w:p>
         </w:tc>
@@ -5057,7 +5057,7 @@
               <w:rPr>
                 <w:b w:val="0"/>
               </w:rPr>
-              <w:t>Add category in online/cloud mode.</w:t>
+              <w:t>Add category in local-primary mode while connected.</w:t>
             </w:r>
           </w:p>
         </w:tc>
@@ -5082,7 +5082,7 @@
               <w:rPr>
                 <w:b w:val="0"/>
               </w:rPr>
-              <w:t>Category appears locally after master data pull.</w:t>
+              <w:t>Category saves locally and appears in cloud after sync.</w:t>
             </w:r>
           </w:p>
         </w:tc>
@@ -5134,7 +5134,7 @@
               <w:rPr>
                 <w:b w:val="0"/>
               </w:rPr>
-              <w:t>Create menu item online</w:t>
+              <w:t>Create menu item locally</w:t>
             </w:r>
           </w:p>
         </w:tc>
@@ -5159,7 +5159,7 @@
               <w:rPr>
                 <w:b w:val="0"/>
               </w:rPr>
-              <w:t>Add item, variants, image.</w:t>
+              <w:t>Add item, variants, and image in local-primary mode.</w:t>
             </w:r>
           </w:p>
         </w:tc>
@@ -5184,7 +5184,7 @@
               <w:rPr>
                 <w:b w:val="0"/>
               </w:rPr>
-              <w:t>POS displays item and offline cache localizes image.</w:t>
+              <w:t>POS displays item locally and cloud receives the item after sync.</w:t>
             </w:r>
           </w:p>
         </w:tc>
@@ -5236,7 +5236,7 @@
               <w:rPr>
                 <w:b w:val="0"/>
               </w:rPr>
-              <w:t>Block local master edits</w:t>
+              <w:t>Local master-data edit sync</w:t>
             </w:r>
           </w:p>
         </w:tc>
@@ -5261,7 +5261,7 @@
               <w:rPr>
                 <w:b w:val="0"/>
               </w:rPr>
-              <w:t>Attempt menu/inventory master edit in offline local mode.</w:t>
+              <w:t>Create or edit menu/inventory master data in offline local mode, then reconnect.</w:t>
             </w:r>
           </w:p>
         </w:tc>
@@ -5286,7 +5286,7 @@
               <w:rPr>
                 <w:b w:val="0"/>
               </w:rPr>
-              <w:t>System rejects cloud-owned master edit.</w:t>
+              <w:t>Local edit is accepted, queued, and appears in cloud after sync.</w:t>
             </w:r>
           </w:p>
         </w:tc>
